--- a/bases/WIM_FIn/projects/IMDEV-8662 Тесты/ИТтест8770_доработокАванкор_2_8_3_2.docx
+++ b/bases/WIM_FIn/projects/IMDEV-8662 Тесты/ИТтест8770_доработокАванкор_2_8_3_2.docx
@@ -331,96 +331,255 @@
           <w:lang w:val="ru-RU"/>
         </w:rPr>
       </w:pPr>
+      <w:r>
+        <w:rPr>
+          <w:sz w:val="18"/>
+          <w:szCs w:val="18"/>
+          <w:lang w:val="ru-RU"/>
+        </w:rPr>
+        <w:drawing>
+          <wp:inline distT="0" distB="0" distL="0" distR="0" wp14:anchorId="16382209" wp14:editId="070D6094">
+            <wp:extent cx="6152515" cy="1953260"/>
+            <wp:effectExtent l="0" t="0" r="635" b="8890"/>
+            <wp:docPr id="2" name="Picture 2"/>
+            <wp:cNvGraphicFramePr>
+              <a:graphicFrameLocks xmlns:a="http://schemas.openxmlformats.org/drawingml/2006/main" noChangeAspect="1"/>
+            </wp:cNvGraphicFramePr>
+            <a:graphic xmlns:a="http://schemas.openxmlformats.org/drawingml/2006/main">
+              <a:graphicData uri="http://schemas.openxmlformats.org/drawingml/2006/picture">
+                <pic:pic xmlns:pic="http://schemas.openxmlformats.org/drawingml/2006/picture">
+                  <pic:nvPicPr>
+                    <pic:cNvPr id="1" name=""/>
+                    <pic:cNvPicPr/>
+                  </pic:nvPicPr>
+                  <pic:blipFill>
+                    <a:blip r:embed="rId7"/>
+                    <a:stretch>
+                      <a:fillRect/>
+                    </a:stretch>
+                  </pic:blipFill>
+                  <pic:spPr>
+                    <a:xfrm>
+                      <a:off x="0" y="0"/>
+                      <a:ext cx="6152515" cy="1953260"/>
+                    </a:xfrm>
+                    <a:prstGeom prst="rect">
+                      <a:avLst/>
+                    </a:prstGeom>
+                  </pic:spPr>
+                </pic:pic>
+              </a:graphicData>
+            </a:graphic>
+          </wp:inline>
+        </w:drawing>
+      </w:r>
+    </w:p>
+    <w:p>
+      <w:pPr>
+        <w:rPr>
+          <w:sz w:val="18"/>
+          <w:szCs w:val="18"/>
+          <w:lang w:val="ru-RU"/>
+        </w:rPr>
+      </w:pPr>
+    </w:p>
+    <w:p>
+      <w:pPr>
+        <w:rPr>
+          <w:sz w:val="18"/>
+          <w:szCs w:val="18"/>
+          <w:lang w:val="ru-RU"/>
+        </w:rPr>
+      </w:pPr>
+      <w:r>
+        <w:rPr>
+          <w:sz w:val="18"/>
+          <w:szCs w:val="18"/>
+          <w:highlight w:val="yellow"/>
+          <w:lang w:val="ru-RU"/>
+        </w:rPr>
+        <w:t>БЫЛО:</w:t>
+      </w:r>
+    </w:p>
+    <w:p>
+      <w:pPr>
+        <w:rPr>
+          <w:sz w:val="18"/>
+          <w:szCs w:val="18"/>
+        </w:rPr>
+      </w:pPr>
+      <w:r>
+        <w:rPr>
+          <w:sz w:val="18"/>
+          <w:szCs w:val="18"/>
+        </w:rPr>
+        <w:lastRenderedPageBreak/>
+        <w:drawing>
+          <wp:inline distT="0" distB="0" distL="0" distR="0" wp14:anchorId="6C2D9936" wp14:editId="65973965">
+            <wp:extent cx="6152515" cy="2625090"/>
+            <wp:effectExtent l="0" t="0" r="635" b="3810"/>
+            <wp:docPr id="3" name="Picture 3"/>
+            <wp:cNvGraphicFramePr>
+              <a:graphicFrameLocks xmlns:a="http://schemas.openxmlformats.org/drawingml/2006/main" noChangeAspect="1"/>
+            </wp:cNvGraphicFramePr>
+            <a:graphic xmlns:a="http://schemas.openxmlformats.org/drawingml/2006/main">
+              <a:graphicData uri="http://schemas.openxmlformats.org/drawingml/2006/picture">
+                <pic:pic xmlns:pic="http://schemas.openxmlformats.org/drawingml/2006/picture">
+                  <pic:nvPicPr>
+                    <pic:cNvPr id="1" name=""/>
+                    <pic:cNvPicPr/>
+                  </pic:nvPicPr>
+                  <pic:blipFill>
+                    <a:blip r:embed="rId8"/>
+                    <a:stretch>
+                      <a:fillRect/>
+                    </a:stretch>
+                  </pic:blipFill>
+                  <pic:spPr>
+                    <a:xfrm>
+                      <a:off x="0" y="0"/>
+                      <a:ext cx="6152515" cy="2625090"/>
+                    </a:xfrm>
+                    <a:prstGeom prst="rect">
+                      <a:avLst/>
+                    </a:prstGeom>
+                  </pic:spPr>
+                </pic:pic>
+              </a:graphicData>
+            </a:graphic>
+          </wp:inline>
+        </w:drawing>
+      </w:r>
+    </w:p>
+    <w:p>
+      <w:pPr>
+        <w:rPr>
+          <w:sz w:val="18"/>
+          <w:szCs w:val="18"/>
+          <w:lang w:val="ru-RU"/>
+        </w:rPr>
+      </w:pPr>
+    </w:p>
+    <w:p>
+      <w:pPr>
+        <w:rPr>
+          <w:sz w:val="18"/>
+          <w:szCs w:val="18"/>
+          <w:lang w:val="ru-RU"/>
+        </w:rPr>
+      </w:pPr>
+      <w:r>
+        <w:rPr>
+          <w:sz w:val="18"/>
+          <w:szCs w:val="18"/>
+          <w:highlight w:val="green"/>
+          <w:lang w:val="ru-RU"/>
+        </w:rPr>
+        <w:t>СТАЛО:</w:t>
+      </w:r>
+    </w:p>
+    <w:p>
+      <w:pPr>
+        <w:rPr>
+          <w:sz w:val="18"/>
+          <w:szCs w:val="18"/>
+          <w:lang w:val="ru-RU"/>
+        </w:rPr>
+      </w:pPr>
+      <w:r>
+        <w:rPr>
+          <w:sz w:val="18"/>
+          <w:szCs w:val="18"/>
+          <w:lang w:val="ru-RU"/>
+        </w:rPr>
+        <w:drawing>
+          <wp:inline distT="0" distB="0" distL="0" distR="0" wp14:anchorId="240E0D29" wp14:editId="7644B719">
+            <wp:extent cx="6152515" cy="918210"/>
+            <wp:effectExtent l="0" t="0" r="635" b="0"/>
+            <wp:docPr id="4" name="Picture 4"/>
+            <wp:cNvGraphicFramePr>
+              <a:graphicFrameLocks xmlns:a="http://schemas.openxmlformats.org/drawingml/2006/main" noChangeAspect="1"/>
+            </wp:cNvGraphicFramePr>
+            <a:graphic xmlns:a="http://schemas.openxmlformats.org/drawingml/2006/main">
+              <a:graphicData uri="http://schemas.openxmlformats.org/drawingml/2006/picture">
+                <pic:pic xmlns:pic="http://schemas.openxmlformats.org/drawingml/2006/picture">
+                  <pic:nvPicPr>
+                    <pic:cNvPr id="1" name=""/>
+                    <pic:cNvPicPr/>
+                  </pic:nvPicPr>
+                  <pic:blipFill>
+                    <a:blip r:embed="rId9"/>
+                    <a:stretch>
+                      <a:fillRect/>
+                    </a:stretch>
+                  </pic:blipFill>
+                  <pic:spPr>
+                    <a:xfrm>
+                      <a:off x="0" y="0"/>
+                      <a:ext cx="6152515" cy="918210"/>
+                    </a:xfrm>
+                    <a:prstGeom prst="rect">
+                      <a:avLst/>
+                    </a:prstGeom>
+                  </pic:spPr>
+                </pic:pic>
+              </a:graphicData>
+            </a:graphic>
+          </wp:inline>
+        </w:drawing>
+      </w:r>
+    </w:p>
+    <w:p>
+      <w:pPr>
+        <w:rPr>
+          <w:sz w:val="18"/>
+          <w:szCs w:val="18"/>
+          <w:lang w:val="ru-RU"/>
+        </w:rPr>
+      </w:pPr>
+    </w:p>
+    <w:p>
+      <w:pPr>
+        <w:rPr>
+          <w:lang w:val="ru-RU"/>
+        </w:rPr>
+      </w:pPr>
+      <w:r>
+        <w:rPr>
+          <w:highlight w:val="lightGray"/>
+          <w:lang w:val="ru-RU"/>
+        </w:rPr>
+        <w:t>Вывод: производительность после доработки восстановлена.</w:t>
+      </w:r>
+    </w:p>
+    <w:p>
+      <w:pPr>
+        <w:rPr>
+          <w:sz w:val="18"/>
+          <w:szCs w:val="18"/>
+          <w:lang w:val="ru-RU"/>
+        </w:rPr>
+      </w:pPr>
+    </w:p>
+    <w:p>
+      <w:pPr>
+        <w:rPr>
+          <w:sz w:val="18"/>
+          <w:szCs w:val="18"/>
+          <w:lang w:val="ru-RU"/>
+        </w:rPr>
+      </w:pPr>
+    </w:p>
+    <w:p>
+      <w:pPr>
+        <w:rPr>
+          <w:sz w:val="18"/>
+          <w:szCs w:val="18"/>
+          <w:lang w:val="ru-RU"/>
+        </w:rPr>
+      </w:pPr>
       <w:bookmarkStart w:id="0" w:name="_GoBack"/>
       <w:bookmarkEnd w:id="0"/>
-    </w:p>
-    <w:p>
-      <w:pPr>
-        <w:rPr>
-          <w:sz w:val="18"/>
-          <w:szCs w:val="18"/>
-          <w:lang w:val="ru-RU"/>
-        </w:rPr>
-      </w:pPr>
-    </w:p>
-    <w:p>
-      <w:pPr>
-        <w:rPr>
-          <w:sz w:val="18"/>
-          <w:szCs w:val="18"/>
-          <w:lang w:val="ru-RU"/>
-        </w:rPr>
-      </w:pPr>
-      <w:r>
-        <w:rPr>
-          <w:sz w:val="18"/>
-          <w:szCs w:val="18"/>
-          <w:lang w:val="ru-RU"/>
-        </w:rPr>
-        <w:t>БЫЛО:</w:t>
-      </w:r>
-    </w:p>
-    <w:p>
-      <w:pPr>
-        <w:rPr>
-          <w:sz w:val="18"/>
-          <w:szCs w:val="18"/>
-          <w:lang w:val="ru-RU"/>
-        </w:rPr>
-      </w:pPr>
-    </w:p>
-    <w:p>
-      <w:pPr>
-        <w:rPr>
-          <w:sz w:val="18"/>
-          <w:szCs w:val="18"/>
-          <w:lang w:val="ru-RU"/>
-        </w:rPr>
-      </w:pPr>
-    </w:p>
-    <w:p>
-      <w:pPr>
-        <w:rPr>
-          <w:sz w:val="18"/>
-          <w:szCs w:val="18"/>
-          <w:lang w:val="ru-RU"/>
-        </w:rPr>
-      </w:pPr>
-      <w:r>
-        <w:rPr>
-          <w:sz w:val="18"/>
-          <w:szCs w:val="18"/>
-          <w:lang w:val="ru-RU"/>
-        </w:rPr>
-        <w:t>СТАЛО:</w:t>
-      </w:r>
-    </w:p>
-    <w:p>
-      <w:pPr>
-        <w:rPr>
-          <w:sz w:val="18"/>
-          <w:szCs w:val="18"/>
-          <w:lang w:val="ru-RU"/>
-        </w:rPr>
-      </w:pPr>
-    </w:p>
-    <w:p>
-      <w:pPr>
-        <w:rPr>
-          <w:sz w:val="18"/>
-          <w:szCs w:val="18"/>
-          <w:lang w:val="ru-RU"/>
-        </w:rPr>
-      </w:pPr>
-    </w:p>
-    <w:p>
-      <w:pPr>
-        <w:rPr>
-          <w:sz w:val="18"/>
-          <w:szCs w:val="18"/>
-          <w:lang w:val="ru-RU"/>
-        </w:rPr>
-      </w:pPr>
     </w:p>
     <w:sectPr>
       <w:pgSz w:w="12240" w:h="15840"/>
